--- a/docks/登录注册模块使用文档.docx
+++ b/docks/登录注册模块使用文档.docx
@@ -1871,12 +1871,6 @@
         <w:jc w:val="center"/>
       </w:pPr>
       <w:r>
-        <w:rPr>
-          <w:rFonts w:ascii="Microsoft YaHei" w:hAnsi="Microsoft YaHei" w:eastAsia="Microsoft YaHei"/>
-          <w:b w:val="0"/>
-          <w:color w:val="BFBFBF"/>
-          <w:sz w:val="18"/>
-        </w:rPr>
         <w:t>CarMate Vision · PetLongCoder/carMate_vision · 登录注册模块文档 v1.0</w:t>
       </w:r>
     </w:p>
